--- a/docs/specifications/source/16_Plan_de_developpement_du_MVP.docx
+++ b/docs/specifications/source/16_Plan_de_developpement_du_MVP.docx
@@ -305,7 +305,7 @@
                 <w:color w:val="243447"/>
                 <w:sz w:val="18"/>
               </w:rPr>
-              <w:t>2 développeurs, avec assistants IA</w:t>
+              <w:t>2 développeurs, avec validation métier et scientifique</w:t>
             </w:r>
           </w:p>
         </w:tc>
@@ -692,7 +692,7 @@
                 <w:color w:val="243447"/>
                 <w:sz w:val="18"/>
               </w:rPr>
-              <w:t>Équipe projet - 2 développeurs assistés par IA</w:t>
+              <w:t>Équipe projet - 2 développeurs</w:t>
             </w:r>
           </w:p>
         </w:tc>
@@ -910,7 +910,7 @@
         <w:pStyle w:val="ListNumber"/>
       </w:pPr>
       <w:r>
-        <w:t>Outils IA</w:t>
+        <w:t>Outils d’automatisation</w:t>
       </w:r>
     </w:p>
     <w:p>
@@ -1085,7 +1085,7 @@
                 <w:color w:val="243447"/>
                 <w:sz w:val="17"/>
               </w:rPr>
-              <w:t>2 développeurs à temps plein, assistés par des outils IA</w:t>
+              <w:t>2 développeurs à temps plein, avec revues métier et scientifiques planifiées</w:t>
             </w:r>
           </w:p>
         </w:tc>
@@ -1851,7 +1851,7 @@
                 <w:color w:val="243447"/>
                 <w:sz w:val="16"/>
               </w:rPr>
-              <w:t>Assistants IA</w:t>
+              <w:t>Automatisation qualité</w:t>
             </w:r>
           </w:p>
         </w:tc>
@@ -1879,7 +1879,7 @@
                 <w:color w:val="243447"/>
                 <w:sz w:val="16"/>
               </w:rPr>
-              <w:t>Génération de tests, documentation, revue, prototypes, recherche</w:t>
+              <w:t>Exécution des tests, analyse statique, documentation, contrôles reproductibles</w:t>
             </w:r>
           </w:p>
         </w:tc>
@@ -1907,7 +1907,7 @@
                 <w:color w:val="243447"/>
                 <w:sz w:val="16"/>
               </w:rPr>
-              <w:t>Migration, analyse d’erreurs, exemples</w:t>
+              <w:t>Migrations vérifiées, diagnostics, mesures de couverture</w:t>
             </w:r>
           </w:p>
         </w:tc>
@@ -7939,7 +7939,7 @@
         <w:rPr>
           <w:i w:val="0"/>
         </w:rPr>
-        <w:t>La charge fonctionnelle estimée représente environ 90 à 100 semaines-personnes. La capacité brute de deux personnes pendant 48 semaines est de 96 semaines-personnes ; le plan est donc tendu. Il nécessite l’usage efficace des assistants IA, une forte automatisation et une marge obtenue par réduction de périmètre ou prolongation de quelques semaines.</w:t>
+        <w:t>La charge fonctionnelle estimée représente environ 90 à 100 semaines-personnes. La capacité brute de deux personnes pendant 48 semaines est de 96 semaines-personnes ; le plan est donc tendu. Il nécessite une forte automatisation des contrôles, des revues ciblées et une marge obtenue par réduction de périmètre ou prolongation de quelques semaines.</w:t>
       </w:r>
     </w:p>
     <w:tbl>
@@ -8456,7 +8456,7 @@
         <w:pStyle w:val="Heading1"/>
       </w:pPr>
       <w:r>
-        <w:t>11. Utilisation encadrée des assistants IA</w:t>
+        <w:t>11. Automatisation et contrôles de production</w:t>
       </w:r>
     </w:p>
     <w:tbl>
@@ -8980,7 +8980,7 @@
                 <w:color w:val="243447"/>
                 <w:sz w:val="19"/>
               </w:rPr>
-              <w:t>Les assistants IA ne valident pas seuls une équation, une règle normative, une migration destructive, une sécurité OT ou un résultat industriel.</w:t>
+              <w:t>Aucun contrôle automatisé ne valide seul une équation, une règle normative, une migration destructive, une mesure de sécurité OT ou un résultat industriel.</w:t>
             </w:r>
           </w:p>
         </w:tc>
